--- a/www/content/abdomen-pelvis/Female urethra.docx
+++ b/www/content/abdomen-pelvis/Female urethra.docx
@@ -105,10 +105,17 @@
         <w:t>Urethrovaginal sphincter - part of the muscle encircling both urethra and vagina</w:t>
       </w:r>
     </w:p>
+    <w:p/>
     <w:p>
-      <w:pPr>
-        <w:ind w:left="360"/>
-      </w:pPr>
+      <w:r>
+        <w:t>[YOUTUBE]</w:t>
+      </w:r>
+      <w:r>
+        <w:t xml:space="preserve"> </w:t>
+      </w:r>
+      <w:r>
+        <w:t>https://youtu.be/72-dE1MGdic</w:t>
+      </w:r>
     </w:p>
     <w:sectPr>
       <w:pgSz w:w="11906" w:h="16838"/>
@@ -843,6 +850,7 @@
   <w:style w:type="character" w:default="1" w:styleId="DefaultParagraphFont">
     <w:name w:val="Default Paragraph Font"/>
     <w:uiPriority w:val="1"/>
+    <w:semiHidden/>
     <w:unhideWhenUsed/>
   </w:style>
   <w:style w:type="table" w:default="1" w:styleId="TableNormal">
